--- a/public/assets/Tushar_Vaibhav_CV.docx
+++ b/public/assets/Tushar_Vaibhav_CV.docx
@@ -51,7 +51,7 @@
           <w:b w:val="0"/>
           <w:sz w:val="19"/>
         </w:rPr>
-        <w:t>LinkedIn: linkedin.com/in/tushar-vaibhav-mca | GitHub: [ADD YOUR GITHUB URL]</w:t>
+        <w:t>LinkedIn: linkedin.com/in/tushar-vaibhav-mca | GitHub: github.com/tusharvaibhavmca2020 | Portfolio: tusharvaibhavmca2020.github.io/Portfolio</w:t>
       </w:r>
     </w:p>
     <w:p>
